--- a/docs/PRP-design-confirmation.docx
+++ b/docs/PRP-design-confirmation.docx
@@ -11,7 +11,7 @@
           <w:b/>
           <w:bCs/>
         </w:rPr>
-        <w:t xml:space="preserve">Last updated: 17-Apr-2026 21:00 CDT</w:t>
+        <w:t xml:space="preserve">Last updated: 26-Apr-2026 19:00 CEST</w:t>
       </w:r>
     </w:p>
     <w:bookmarkStart w:id="105" w:name="Xaf441a59b555c52cfb52c7795922f0e75b26bd8"/>
@@ -54,7 +54,43 @@
         <w:t xml:space="preserve"> </w:t>
       </w:r>
       <w:r>
-        <w:t xml:space="preserve">2026-04-17 (decisions confirmed 17-Apr-2026: ENR self-application, OCOG-controlled global EoI window, new org types ino/if_staff, un-reject action, Accept as Candidate label, PbN offline workflow, post-handoff Model A, session TTL, additional information field, French localisation, IF tracks, duplicate detection; prior update 2026-04-17 16:00 CEST — build status table, EoI form new fields, Direct Entry rename + sport picker, OCOG EoI Windows, Master Allocation redesign, Help &amp; Guide pages, duplicate comparison modal, application drawer)</w:t>
+        <w:t xml:space="preserve">2026-04-26 (decisions confirmed 26-Apr-2026 — Strategic Plan alignment + Emma feedback: §2 three-role reframe (NOC arbitrates within quota; OCOG and IOC are co-reviewers for compliance/flags only — neither approves individual orgs unless an issue is found); OCOG publish-gate REMOVED (NOC controls applicant communication timing per §6.7 hybrid); NOC read-only post IOC-grant; new NOC Es quota category; IOC-Direct ENR path at</w:t>
+      </w:r>
+      <w:r>
+        <w:t xml:space="preserve"> </w:t>
+      </w:r>
+      <w:r>
+        <w:rPr>
+          <w:rStyle w:val="VerbatimChar"/>
+        </w:rPr>
+        <w:t xml:space="preserve">/admin/ioc/enr/direct</w:t>
+      </w:r>
+      <w:r>
+        <w:t xml:space="preserve">; ENR slot soft warning (&gt;3 informational, not blocking; hard cap 100); Direct Entry category access scopes shown inline (E/Es/EP/EPs/ET/Ec); Cancel PbN entry Danger zone (only while editable); Government</w:t>
+      </w:r>
+      <w:r>
+        <w:t xml:space="preserve"> </w:t>
+      </w:r>
+      <w:r>
+        <w:rPr>
+          <w:rStyle w:val="VerbatimChar"/>
+        </w:rPr>
+        <w:t xml:space="preserve">.gov</w:t>
+      </w:r>
+      <w:r>
+        <w:t xml:space="preserve"> </w:t>
+      </w:r>
+      <w:r>
+        <w:t xml:space="preserve">soft-warn flag + checkbox; IOC suggested priority sort per Strategic Plan §1.6; INO =</w:t>
+      </w:r>
+      <w:r>
+        <w:t xml:space="preserve"> </w:t>
+      </w:r>
+      <w:r>
+        <w:t xml:space="preserve">“International News Organisation”</w:t>
+      </w:r>
+      <w:r>
+        <w:t xml:space="preserve">; EoI window opens 31 August 2026; sender-domain decision = OCOG/LA28 (config of email service, not PRP code); localisation = symmetric FR/ES scope; admin localisation demoted to v2.0; ACR export includes NOC Es slot count + ENR records. Prior update 2026-04-17: ENR self-application, OCOG-controlled global EoI window, new org types ino/if_staff, un-reject action, Accept as Candidate label, PbN offline workflow, post-handoff Model A, session TTL, additional information field, French localisation, IF tracks, duplicate detection.)</w:t>
       </w:r>
       <w:r>
         <w:t xml:space="preserve"> </w:t>
@@ -70,7 +106,7 @@
         <w:t xml:space="preserve"> </w:t>
       </w:r>
       <w:r>
-        <w:t xml:space="preserve">v0.1 prototype through v1 launch (August 2026) and v1.1 (October 2026)</w:t>
+        <w:t xml:space="preserve">prototype phase through v1.0 launch (August 2026) and v2.0 (October 2026)</w:t>
       </w:r>
     </w:p>
     <w:p>
@@ -206,7 +242,7 @@
               <w:pStyle w:val="Compact"/>
             </w:pPr>
             <w:r>
-              <w:t xml:space="preserve">International Non-Governmental Organisation — follows the IOC-Direct workflow with a distinct</w:t>
+              <w:t xml:space="preserve">International News Organisation — follows the IOC-Direct workflow with a distinct</w:t>
             </w:r>
             <w:r>
               <w:t xml:space="preserve"> </w:t>
@@ -221,7 +257,7 @@
               <w:t xml:space="preserve"> </w:t>
             </w:r>
             <w:r>
-              <w:t xml:space="preserve">org type label for OCOG ACR coding.</w:t>
+              <w:t xml:space="preserve">org type label for OCOG ACR coding. (Terminology corrected 2026-04-26 per Emma feedback.)</w:t>
             </w:r>
           </w:p>
         </w:tc>
@@ -693,7 +729,7 @@
         <w:pStyle w:val="FirstParagraph"/>
       </w:pPr>
       <w:r>
-        <w:t xml:space="preserve">For LA28 2028, the IOC has committed to launching a dedicated Press Registration Portal. This has been announced to all NOCs. There is no backup plan. The portal must be live by August 24, 2026.</w:t>
+        <w:t xml:space="preserve">For LA28 2028, the IOC has committed to launching a dedicated Press Registration Portal. This has been announced to all NOCs. There is no backup plan. The portal must be live by 31 August 2026.</w:t>
       </w:r>
     </w:p>
     <w:p>
@@ -1514,18 +1550,50 @@
               <w:pStyle w:val="Compact"/>
             </w:pPr>
             <w:r>
-              <w:t xml:space="preserve">PbN (formal approval + adjustment)</w:t>
-            </w:r>
-          </w:p>
-        </w:tc>
-        <w:tc>
-          <w:tcPr/>
-          <w:p>
-            <w:pPr>
-              <w:pStyle w:val="Compact"/>
-            </w:pPr>
-            <w:r>
-              <w:t xml:space="preserve">Cross-NOC access. Same PbN screens as NOC but across all territories. Formally approve or adjust NOC PbN submissions. Visibility only on EoI.</w:t>
+              <w:t xml:space="preserve">PbN (co-reviewer — compliance/flags only)</w:t>
+            </w:r>
+          </w:p>
+        </w:tc>
+        <w:tc>
+          <w:tcPr/>
+          <w:p>
+            <w:pPr>
+              <w:pStyle w:val="Compact"/>
+            </w:pPr>
+            <w:r>
+              <w:t xml:space="preserve">Cross-NOC access. Same PbN screens as NOC but across all territories.</w:t>
+            </w:r>
+            <w:r>
+              <w:t xml:space="preserve"> </w:t>
+            </w:r>
+            <w:r>
+              <w:rPr>
+                <w:b/>
+                <w:bCs/>
+              </w:rPr>
+              <w:t xml:space="preserve">Per the §2 three-role reframe (2026-04-26):</w:t>
+            </w:r>
+            <w:r>
+              <w:t xml:space="preserve"> </w:t>
+            </w:r>
+            <w:r>
+              <w:t xml:space="preserve">OCOG ingests NOC submissions, coordinates downstream services (accommodation, rate card, SEAT, ACR enrolment), and flags issues back to the NOC if anomalies are found.</w:t>
+            </w:r>
+            <w:r>
+              <w:t xml:space="preserve"> </w:t>
+            </w:r>
+            <w:r>
+              <w:rPr>
+                <w:b/>
+                <w:bCs/>
+              </w:rPr>
+              <w:t xml:space="preserve">OCOG does not approve individual orgs.</w:t>
+            </w:r>
+            <w:r>
+              <w:t xml:space="preserve"> </w:t>
+            </w:r>
+            <w:r>
+              <w:t xml:space="preserve">Visibility only on EoI.</w:t>
             </w:r>
           </w:p>
         </w:tc>
@@ -2153,7 +2221,7 @@
         <w:pStyle w:val="FirstParagraph"/>
       </w:pPr>
       <w:r>
-        <w:t xml:space="preserve">The following features are built and working in the v0.1 codebase. Items marked</w:t>
+        <w:t xml:space="preserve">The following features are built and working in the prototype codebase. Items marked</w:t>
       </w:r>
       <w:r>
         <w:t xml:space="preserve"> </w:t>
@@ -3732,6 +3800,9 @@
               <w:pStyle w:val="Compact"/>
             </w:pPr>
             <w:r>
+              <w:rPr>
+                <w:strike/>
+              </w:rPr>
               <w:t xml:space="preserve">Applicant status masked until OCOG publishes PbN results</w:t>
             </w:r>
           </w:p>
@@ -3743,7 +3814,341 @@
               <w:pStyle w:val="Compact"/>
             </w:pPr>
             <w:r>
-              <w:t xml:space="preserve">Built</w:t>
+              <w:rPr>
+                <w:b/>
+                <w:bCs/>
+              </w:rPr>
+              <w:t xml:space="preserve">REMOVED 2026-04-26</w:t>
+            </w:r>
+            <w:r>
+              <w:t xml:space="preserve"> </w:t>
+            </w:r>
+            <w:r>
+              <w:t xml:space="preserve">— publish-gate removed per §2 reframe; NOC controls applicant communication timing per §6.7 hybrid comms model</w:t>
+            </w:r>
+          </w:p>
+        </w:tc>
+      </w:tr>
+      <w:tr>
+        <w:tc>
+          <w:tcPr/>
+          <w:p>
+            <w:pPr>
+              <w:pStyle w:val="Compact"/>
+            </w:pPr>
+            <w:r>
+              <w:t xml:space="preserve">ENR slot soft warning (&gt;3 informational, not blocking; hard cap stays at 100)</w:t>
+            </w:r>
+          </w:p>
+        </w:tc>
+        <w:tc>
+          <w:tcPr/>
+          <w:p>
+            <w:pPr>
+              <w:pStyle w:val="Compact"/>
+            </w:pPr>
+            <w:r>
+              <w:t xml:space="preserve">Built (2026-04-26)</w:t>
+            </w:r>
+          </w:p>
+        </w:tc>
+      </w:tr>
+      <w:tr>
+        <w:tc>
+          <w:tcPr/>
+          <w:p>
+            <w:pPr>
+              <w:pStyle w:val="Compact"/>
+            </w:pPr>
+            <w:r>
+              <w:t xml:space="preserve">NOC EoI queue: IOC suggested priority sort (per Strategic Plan §1.6)</w:t>
+            </w:r>
+          </w:p>
+        </w:tc>
+        <w:tc>
+          <w:tcPr/>
+          <w:p>
+            <w:pPr>
+              <w:pStyle w:val="Compact"/>
+            </w:pPr>
+            <w:r>
+              <w:t xml:space="preserve">Built (2026-04-26)</w:t>
+            </w:r>
+          </w:p>
+        </w:tc>
+      </w:tr>
+      <w:tr>
+        <w:tc>
+          <w:tcPr/>
+          <w:p>
+            <w:pPr>
+              <w:pStyle w:val="Compact"/>
+            </w:pPr>
+            <w:r>
+              <w:t xml:space="preserve">Government</w:t>
+            </w:r>
+            <w:r>
+              <w:t xml:space="preserve"> </w:t>
+            </w:r>
+            <w:r>
+              <w:rPr>
+                <w:rStyle w:val="VerbatimChar"/>
+              </w:rPr>
+              <w:t xml:space="preserve">.gov</w:t>
+            </w:r>
+            <w:r>
+              <w:t xml:space="preserve"> </w:t>
+            </w:r>
+            <w:r>
+              <w:t xml:space="preserve">soft-warn flag + Accept-as-Candidate confirmation checkbox (per Strategic Plan §1.3)</w:t>
+            </w:r>
+          </w:p>
+        </w:tc>
+        <w:tc>
+          <w:tcPr/>
+          <w:p>
+            <w:pPr>
+              <w:pStyle w:val="Compact"/>
+            </w:pPr>
+            <w:r>
+              <w:t xml:space="preserve">Built (2026-04-26)</w:t>
+            </w:r>
+          </w:p>
+        </w:tc>
+      </w:tr>
+      <w:tr>
+        <w:tc>
+          <w:tcPr/>
+          <w:p>
+            <w:pPr>
+              <w:pStyle w:val="Compact"/>
+            </w:pPr>
+            <w:r>
+              <w:t xml:space="preserve">Direct Entry category access scopes shown inline (E / Es / EP / EPs / ET / Ec)</w:t>
+            </w:r>
+          </w:p>
+        </w:tc>
+        <w:tc>
+          <w:tcPr/>
+          <w:p>
+            <w:pPr>
+              <w:pStyle w:val="Compact"/>
+            </w:pPr>
+            <w:r>
+              <w:t xml:space="preserve">Built (2026-04-26)</w:t>
+            </w:r>
+          </w:p>
+        </w:tc>
+      </w:tr>
+      <w:tr>
+        <w:tc>
+          <w:tcPr/>
+          <w:p>
+            <w:pPr>
+              <w:pStyle w:val="Compact"/>
+            </w:pPr>
+            <w:r>
+              <w:t xml:space="preserve">Cancel PbN entry — Danger zone, only while editable (</w:t>
+            </w:r>
+            <w:r>
+              <w:rPr>
+                <w:rStyle w:val="VerbatimChar"/>
+              </w:rPr>
+              <w:t xml:space="preserve">draft</w:t>
+            </w:r>
+            <w:r>
+              <w:t xml:space="preserve"> </w:t>
+            </w:r>
+            <w:r>
+              <w:t xml:space="preserve">or</w:t>
+            </w:r>
+            <w:r>
+              <w:t xml:space="preserve"> </w:t>
+            </w:r>
+            <w:r>
+              <w:rPr>
+                <w:rStyle w:val="VerbatimChar"/>
+              </w:rPr>
+              <w:t xml:space="preserve">noc_submitted</w:t>
+            </w:r>
+            <w:r>
+              <w:t xml:space="preserve">)</w:t>
+            </w:r>
+          </w:p>
+        </w:tc>
+        <w:tc>
+          <w:tcPr/>
+          <w:p>
+            <w:pPr>
+              <w:pStyle w:val="Compact"/>
+            </w:pPr>
+            <w:r>
+              <w:t xml:space="preserve">Built (2026-04-26)</w:t>
+            </w:r>
+          </w:p>
+        </w:tc>
+      </w:tr>
+      <w:tr>
+        <w:tc>
+          <w:tcPr/>
+          <w:p>
+            <w:pPr>
+              <w:pStyle w:val="Compact"/>
+            </w:pPr>
+            <w:r>
+              <w:t xml:space="preserve">NOC Es quota category —</w:t>
+            </w:r>
+            <w:r>
+              <w:t xml:space="preserve"> </w:t>
+            </w:r>
+            <w:r>
+              <w:rPr>
+                <w:rStyle w:val="VerbatimChar"/>
+              </w:rPr>
+              <w:t xml:space="preserve">noc_es_total</w:t>
+            </w:r>
+            <w:r>
+              <w:t xml:space="preserve"> </w:t>
+            </w:r>
+            <w:r>
+              <w:t xml:space="preserve">in</w:t>
+            </w:r>
+            <w:r>
+              <w:t xml:space="preserve"> </w:t>
+            </w:r>
+            <w:r>
+              <w:rPr>
+                <w:rStyle w:val="VerbatimChar"/>
+              </w:rPr>
+              <w:t xml:space="preserve">noc_quotas</w:t>
+            </w:r>
+            <w:r>
+              <w:t xml:space="preserve">,</w:t>
+            </w:r>
+            <w:r>
+              <w:t xml:space="preserve"> </w:t>
+            </w:r>
+            <w:r>
+              <w:rPr>
+                <w:rStyle w:val="VerbatimChar"/>
+              </w:rPr>
+              <w:t xml:space="preserve">noc_es_slots</w:t>
+            </w:r>
+            <w:r>
+              <w:t xml:space="preserve"> </w:t>
+            </w:r>
+            <w:r>
+              <w:t xml:space="preserve">in</w:t>
+            </w:r>
+            <w:r>
+              <w:t xml:space="preserve"> </w:t>
+            </w:r>
+            <w:r>
+              <w:rPr>
+                <w:rStyle w:val="VerbatimChar"/>
+              </w:rPr>
+              <w:t xml:space="preserve">org_slot_allocations</w:t>
+            </w:r>
+            <w:r>
+              <w:t xml:space="preserve"> </w:t>
+            </w:r>
+            <w:r>
+              <w:t xml:space="preserve">(migration 0027)</w:t>
+            </w:r>
+          </w:p>
+        </w:tc>
+        <w:tc>
+          <w:tcPr/>
+          <w:p>
+            <w:pPr>
+              <w:pStyle w:val="Compact"/>
+            </w:pPr>
+            <w:r>
+              <w:t xml:space="preserve">Built (2026-04-26)</w:t>
+            </w:r>
+          </w:p>
+        </w:tc>
+      </w:tr>
+      <w:tr>
+        <w:tc>
+          <w:tcPr/>
+          <w:p>
+            <w:pPr>
+              <w:pStyle w:val="Compact"/>
+            </w:pPr>
+            <w:r>
+              <w:t xml:space="preserve">IOC-Direct ENR path at</w:t>
+            </w:r>
+            <w:r>
+              <w:t xml:space="preserve"> </w:t>
+            </w:r>
+            <w:r>
+              <w:rPr>
+                <w:rStyle w:val="VerbatimChar"/>
+              </w:rPr>
+              <w:t xml:space="preserve">/admin/ioc/enr/direct</w:t>
+            </w:r>
+            <w:r>
+              <w:t xml:space="preserve"> </w:t>
+            </w:r>
+            <w:r>
+              <w:t xml:space="preserve">(</w:t>
+            </w:r>
+            <w:r>
+              <w:rPr>
+                <w:rStyle w:val="VerbatimChar"/>
+              </w:rPr>
+              <w:t xml:space="preserve">nocCode = IOC_DIRECT</w:t>
+            </w:r>
+            <w:r>
+              <w:t xml:space="preserve">)</w:t>
+            </w:r>
+          </w:p>
+        </w:tc>
+        <w:tc>
+          <w:tcPr/>
+          <w:p>
+            <w:pPr>
+              <w:pStyle w:val="Compact"/>
+            </w:pPr>
+            <w:r>
+              <w:t xml:space="preserve">Built (2026-04-26)</w:t>
+            </w:r>
+          </w:p>
+        </w:tc>
+      </w:tr>
+      <w:tr>
+        <w:tc>
+          <w:tcPr/>
+          <w:p>
+            <w:pPr>
+              <w:pStyle w:val="Compact"/>
+            </w:pPr>
+            <w:r>
+              <w:t xml:space="preserve">ACR export includes NOC Es slot count + ENR records (</w:t>
+            </w:r>
+            <w:r>
+              <w:rPr>
+                <w:rStyle w:val="VerbatimChar"/>
+              </w:rPr>
+              <w:t xml:space="preserve">nocEsSlots</w:t>
+            </w:r>
+            <w:r>
+              <w:t xml:space="preserve"> </w:t>
+            </w:r>
+            <w:r>
+              <w:t xml:space="preserve">on adapter)</w:t>
+            </w:r>
+          </w:p>
+        </w:tc>
+        <w:tc>
+          <w:tcPr/>
+          <w:p>
+            <w:pPr>
+              <w:pStyle w:val="Compact"/>
+            </w:pPr>
+            <w:r>
+              <w:t xml:space="preserve">Built (2026-04-26)</w:t>
             </w:r>
           </w:p>
         </w:tc>
@@ -4289,7 +4694,7 @@
               <w:pStyle w:val="Compact"/>
             </w:pPr>
             <w:r>
-              <w:t xml:space="preserve">Planned v1.1</w:t>
+              <w:t xml:space="preserve">Planned v2.0</w:t>
             </w:r>
           </w:p>
         </w:tc>
@@ -4313,7 +4718,7 @@
               <w:pStyle w:val="Compact"/>
             </w:pPr>
             <w:r>
-              <w:t xml:space="preserve">Planned v1.1</w:t>
+              <w:t xml:space="preserve">Planned v2.0</w:t>
             </w:r>
           </w:p>
         </w:tc>
@@ -4344,13 +4749,13 @@
       </w:tr>
     </w:tbl>
     <w:bookmarkEnd w:id="21"/>
-    <w:bookmarkStart w:id="22" w:name="Xa1b5de5cb6c2867f253aaf2dec673dfa2fa0701"/>
+    <w:bookmarkStart w:id="22" w:name="X5b3904e2587ff7d035c8da888958eb4b0df4d5d"/>
     <w:p>
       <w:pPr>
         <w:pStyle w:val="Heading3"/>
       </w:pPr>
       <w:r>
-        <w:t xml:space="preserve">V0.1 (prototype) and V1 — ships August 24, 2026</w:t>
+        <w:t xml:space="preserve">V0.1 (prototype) and V1 — ships 31 August 2026</w:t>
       </w:r>
     </w:p>
     <w:p>
@@ -4358,7 +4763,7 @@
         <w:pStyle w:val="FirstParagraph"/>
       </w:pPr>
       <w:r>
-        <w:t xml:space="preserve">PbN is in v0.1 scope alongside EoI. All of PbN ships August 24 except ACR real-time sync (which is v1.1). The v1.1 column contains only ACR integration and ENR undertaking in-system.</w:t>
+        <w:t xml:space="preserve">PbN is in prototype scope alongside EoI. All of PbN ships 31 August except ACR real-time sync (which is v2.0). The v2.0 column contains only ACR integration and ENR undertaking in-system.</w:t>
       </w:r>
     </w:p>
     <w:p>
@@ -4406,7 +4811,7 @@
           <w:b/>
           <w:bCs/>
         </w:rPr>
-        <w:t xml:space="preserve">PbN process (in v0.1 / v1 — all except ACR real-time sync):</w:t>
+        <w:t xml:space="preserve">PbN process (in prototype / v1.0 — all except ACR real-time sync):</w:t>
       </w:r>
       <w:r>
         <w:t xml:space="preserve"> </w:t>
@@ -4554,7 +4959,7 @@
         <w:t xml:space="preserve"> </w:t>
       </w:r>
       <w:r>
-        <w:t xml:space="preserve">ships August 24 in v1. The PbN</w:t>
+        <w:t xml:space="preserve">ships 31 August in v1. The PbN</w:t>
       </w:r>
       <w:r>
         <w:t xml:space="preserve"> </w:t>
@@ -4582,7 +4987,7 @@
         </w:numPr>
       </w:pPr>
       <w:r>
-        <w:t xml:space="preserve">ACR real-time quota sync (v1 uses batch export)</w:t>
+        <w:t xml:space="preserve">ACR real-time quota sync (v1.0 uses batch export)</w:t>
       </w:r>
     </w:p>
     <w:p>
@@ -6215,7 +6620,7 @@
         <w:pStyle w:val="FirstParagraph"/>
       </w:pPr>
       <w:r>
-        <w:t xml:space="preserve">The ENR undertaking (currently an Adobe Acrobat external process) is targeted for in-system delivery in v1.1. Two paths under legal review (see Resolved Decisions).</w:t>
+        <w:t xml:space="preserve">The ENR undertaking (currently an Adobe Acrobat external process) is targeted for in-system delivery in v2.0. Two paths under legal review (see Resolved Decisions).</w:t>
       </w:r>
     </w:p>
     <w:p>
@@ -7521,7 +7926,7 @@
         <w:t xml:space="preserve"> </w:t>
       </w:r>
       <w:r>
-        <w:t xml:space="preserve">For v0.1, the quota table is both importable and editable in-app. The IOC can toggle an edit mode to adjust individual NOC totals directly, in addition to re-importing the full CSV. All changes (import or manual edit) are logged in the</w:t>
+        <w:t xml:space="preserve">For prototype, the quota table is both importable and editable in-app. The IOC can toggle an edit mode to adjust individual NOC totals directly, in addition to re-importing the full CSV. All changes (import or manual edit) are logged in the</w:t>
       </w:r>
       <w:r>
         <w:t xml:space="preserve"> </w:t>
@@ -9203,6 +9608,33 @@
         <w:rPr>
           <w:rStyle w:val="NormalTok"/>
         </w:rPr>
+        <w:t xml:space="preserve">  noc_es_total      </w:t>
+      </w:r>
+      <w:r>
+        <w:rPr>
+          <w:rStyle w:val="DataTypeTok"/>
+        </w:rPr>
+        <w:t xml:space="preserve">integer</w:t>
+      </w:r>
+      <w:r>
+        <w:rPr>
+          <w:rStyle w:val="NormalTok"/>
+        </w:rPr>
+        <w:t xml:space="preserve">       </w:t>
+      </w:r>
+      <w:r>
+        <w:rPr>
+          <w:rStyle w:val="CommentTok"/>
+        </w:rPr>
+        <w:t xml:space="preserve">-- NOC Es (sport-specific NOC staff) — added 2026-04-26 (migration 0027)</w:t>
+      </w:r>
+      <w:r>
+        <w:br/>
+      </w:r>
+      <w:r>
+        <w:rPr>
+          <w:rStyle w:val="NormalTok"/>
+        </w:rPr>
         <w:t xml:space="preserve">  set_by, notes     text</w:t>
       </w:r>
       <w:r>
@@ -9476,6 +9908,33 @@
         <w:rPr>
           <w:rStyle w:val="NormalTok"/>
         </w:rPr>
+        <w:t xml:space="preserve">  noc_es_slots      </w:t>
+      </w:r>
+      <w:r>
+        <w:rPr>
+          <w:rStyle w:val="DataTypeTok"/>
+        </w:rPr>
+        <w:t xml:space="preserve">integer</w:t>
+      </w:r>
+      <w:r>
+        <w:rPr>
+          <w:rStyle w:val="NormalTok"/>
+        </w:rPr>
+        <w:t xml:space="preserve">       </w:t>
+      </w:r>
+      <w:r>
+        <w:rPr>
+          <w:rStyle w:val="CommentTok"/>
+        </w:rPr>
+        <w:t xml:space="preserve">-- NOC Es (sport-specific NOC staff) — added 2026-04-26 (migration 0027)</w:t>
+      </w:r>
+      <w:r>
+        <w:br/>
+      </w:r>
+      <w:r>
+        <w:rPr>
+          <w:rStyle w:val="NormalTok"/>
+        </w:rPr>
         <w:t xml:space="preserve">  allocated_by      text</w:t>
       </w:r>
       <w:r>
@@ -10346,13 +10805,13 @@
         <w:rPr>
           <w:rStyle w:val="VerbatimChar"/>
         </w:rPr>
-        <w:t xml:space="preserve">application_submitted | application_resubmitted | application_approved | application_returned | application_rejected | email_verified | admin_login | duplicate_flag_raised | export_generated | pbn_submitted | pbn_approved | pbn_sent_to_acr | quota_changed | enr_submitted | enr_decision_made | sudo_initiated | noc_direct_entry | eoi_window_toggled | application_unapproved | application_unreturned | application_unrejected | pbn_unapproved | enr_decision_revised</w:t>
-      </w:r>
-      <w:r>
-        <w:t xml:space="preserve"> </w:t>
-      </w:r>
-      <w:r>
-        <w:t xml:space="preserve">(25 total)</w:t>
+        <w:t xml:space="preserve">application_submitted | application_resubmitted | application_approved | application_returned | application_rejected | email_verified | admin_login | duplicate_flag_raised | export_generated | pbn_submitted | pbn_approved | pbn_sent_to_acr | quota_changed | enr_submitted | enr_decision_made | sudo_initiated | noc_direct_entry | eoi_window_toggled | application_unapproved | application_unreturned | application_unrejected | pbn_unapproved | enr_decision_revised | noc_pbn_cancel</w:t>
+      </w:r>
+      <w:r>
+        <w:t xml:space="preserve"> </w:t>
+      </w:r>
+      <w:r>
+        <w:t xml:space="preserve">(added 2026-04-26 via migration 0028)</w:t>
       </w:r>
       <w:r>
         <w:t xml:space="preserve"> </w:t>
@@ -10769,7 +11228,7 @@
               <w:pStyle w:val="Compact"/>
             </w:pPr>
             <w:r>
-              <w:t xml:space="preserve">Deferred to v1.1. v1 form collects org name, contact details, category, free-text</w:t>
+              <w:t xml:space="preserve">Deferred to v2.0. v1.0 form collects org name, contact details, category, free-text</w:t>
             </w:r>
             <w:r>
               <w:t xml:space="preserve"> </w:t>
@@ -10826,6 +11285,16 @@
             <w:pPr>
               <w:pStyle w:val="Compact"/>
             </w:pPr>
+            <w:r>
+              <w:rPr>
+                <w:b/>
+                <w:bCs/>
+              </w:rPr>
+              <w:t xml:space="preserve">Symmetric FR/ES scope (updated 2026-04-26).</w:t>
+            </w:r>
+            <w:r>
+              <w:t xml:space="preserve"> </w:t>
+            </w:r>
             <w:r>
               <w:t xml:space="preserve">Public EoI form (</w:t>
             </w:r>
@@ -10836,18 +11305,34 @@
               <w:t xml:space="preserve">/apply</w:t>
             </w:r>
             <w:r>
-              <w:t xml:space="preserve">) in English and French via EN|FR toggle for v1.0. Admin portal English-only for v1.0. French admin in v1.1.</w:t>
-            </w:r>
-          </w:p>
-        </w:tc>
-        <w:tc>
-          <w:tcPr/>
-          <w:p>
-            <w:pPr>
-              <w:pStyle w:val="Compact"/>
-            </w:pPr>
-            <w:r>
-              <w:t xml:space="preserve">2026-03-28 / updated 2026-04-17</w:t>
+              <w:t xml:space="preserve">) + applicant emails: French at v1.0 (31 Aug 2026); Spanish at v0.9 per Strategic Plan §4.2. OCOG and IOC admin: English-only (Emma #33). NOC admin localisation</w:t>
+            </w:r>
+            <w:r>
+              <w:t xml:space="preserve"> </w:t>
+            </w:r>
+            <w:r>
+              <w:rPr>
+                <w:b/>
+                <w:bCs/>
+              </w:rPr>
+              <w:t xml:space="preserve">demoted to v2.0</w:t>
+            </w:r>
+            <w:r>
+              <w:t xml:space="preserve"> </w:t>
+            </w:r>
+            <w:r>
+              <w:t xml:space="preserve">and conditional on validation with smaller French/Spanish-speaking NOCs (meta-question still open).</w:t>
+            </w:r>
+          </w:p>
+        </w:tc>
+        <w:tc>
+          <w:tcPr/>
+          <w:p>
+            <w:pPr>
+              <w:pStyle w:val="Compact"/>
+            </w:pPr>
+            <w:r>
+              <w:t xml:space="preserve">2026-03-28 / updated 2026-04-17 / 2026-04-26</w:t>
             </w:r>
           </w:p>
         </w:tc>
@@ -10928,18 +11413,76 @@
               <w:pStyle w:val="Compact"/>
             </w:pPr>
             <w:r>
-              <w:t xml:space="preserve">IOC does not approve PbN. OCOG owns formal PbN approval and adjustment. IOC has visibility only.</w:t>
-            </w:r>
-          </w:p>
-        </w:tc>
-        <w:tc>
-          <w:tcPr/>
-          <w:p>
-            <w:pPr>
-              <w:pStyle w:val="Compact"/>
-            </w:pPr>
-            <w:r>
-              <w:t xml:space="preserve">2026-03-30</w:t>
+              <w:rPr>
+                <w:b/>
+                <w:bCs/>
+              </w:rPr>
+              <w:t xml:space="preserve">REFRAMED 2026-04-26 (Emma #2/#23/#73/#77/#78):</w:t>
+            </w:r>
+            <w:r>
+              <w:t xml:space="preserve"> </w:t>
+            </w:r>
+            <w:r>
+              <w:t xml:space="preserve">Three-role model —</w:t>
+            </w:r>
+            <w:r>
+              <w:t xml:space="preserve"> </w:t>
+            </w:r>
+            <w:r>
+              <w:rPr>
+                <w:b/>
+                <w:bCs/>
+              </w:rPr>
+              <w:t xml:space="preserve">NOC = arbiter</w:t>
+            </w:r>
+            <w:r>
+              <w:t xml:space="preserve"> </w:t>
+            </w:r>
+            <w:r>
+              <w:t xml:space="preserve">within their quota;</w:t>
+            </w:r>
+            <w:r>
+              <w:t xml:space="preserve"> </w:t>
+            </w:r>
+            <w:r>
+              <w:rPr>
+                <w:b/>
+                <w:bCs/>
+              </w:rPr>
+              <w:t xml:space="preserve">OCOG = coordinator + safety-net reviewer</w:t>
+            </w:r>
+            <w:r>
+              <w:t xml:space="preserve"> </w:t>
+            </w:r>
+            <w:r>
+              <w:t xml:space="preserve">(ingests submissions, coordinates downstream services, flags anomalies back to NOC, does NOT approve individual orgs);</w:t>
+            </w:r>
+            <w:r>
+              <w:t xml:space="preserve"> </w:t>
+            </w:r>
+            <w:r>
+              <w:rPr>
+                <w:b/>
+                <w:bCs/>
+              </w:rPr>
+              <w:t xml:space="preserve">IOC = compliance reviewer</w:t>
+            </w:r>
+            <w:r>
+              <w:t xml:space="preserve"> </w:t>
+            </w:r>
+            <w:r>
+              <w:t xml:space="preserve">(reviews which orgs the NOC has accredited against eligibility rules; does NOT adjust quotas or approve individual orgs). Both OCOG and IOC contact the NOC only if issues are found. NOC remains read-only POST IOC-grant. Original (2026-03-30) framing of OCOG-as-formal-approver superseded.</w:t>
+            </w:r>
+          </w:p>
+        </w:tc>
+        <w:tc>
+          <w:tcPr/>
+          <w:p>
+            <w:pPr>
+              <w:pStyle w:val="Compact"/>
+            </w:pPr>
+            <w:r>
+              <w:t xml:space="preserve">2026-03-30 / reframed 2026-04-26</w:t>
             </w:r>
           </w:p>
         </w:tc>
@@ -10974,7 +11517,7 @@
               <w:pStyle w:val="Compact"/>
             </w:pPr>
             <w:r>
-              <w:t xml:space="preserve">External process (Adobe Acrobat) continues for v1. In-system in v1.1 pending legal review.</w:t>
+              <w:t xml:space="preserve">External process (Adobe Acrobat) continues for v1. In-system in v2.0 pending legal review.</w:t>
             </w:r>
           </w:p>
         </w:tc>
@@ -11112,7 +11655,7 @@
               <w:pStyle w:val="Compact"/>
             </w:pPr>
             <w:r>
-              <w:t xml:space="preserve">IOC imports quota totals from Excel. Produces an editable table in the IOC dashboard. Both import and in-app edit are supported for v0.1. All changes audit-logged.</w:t>
+              <w:t xml:space="preserve">IOC imports quota totals from Excel. Produces an editable table in the IOC dashboard. Both import and in-app edit are supported for prototype. All changes audit-logged.</w:t>
             </w:r>
           </w:p>
         </w:tc>
@@ -11315,18 +11858,79 @@
               <w:pStyle w:val="Compact"/>
             </w:pPr>
             <w:r>
-              <w:t xml:space="preserve">NOC submitted → OCOG approved. OCOG can adjust allocations. IOC visibility only.</w:t>
-            </w:r>
-          </w:p>
-        </w:tc>
-        <w:tc>
-          <w:tcPr/>
-          <w:p>
-            <w:pPr>
-              <w:pStyle w:val="Compact"/>
-            </w:pPr>
-            <w:r>
-              <w:t xml:space="preserve">2026-03-30</w:t>
+              <w:rPr>
+                <w:b/>
+                <w:bCs/>
+              </w:rPr>
+              <w:t xml:space="preserve">Reframed 2026-04-26 — see Decision #7.</w:t>
+            </w:r>
+            <w:r>
+              <w:t xml:space="preserve"> </w:t>
+            </w:r>
+            <w:r>
+              <w:t xml:space="preserve">State machine</w:t>
+            </w:r>
+            <w:r>
+              <w:t xml:space="preserve"> </w:t>
+            </w:r>
+            <w:r>
+              <w:rPr>
+                <w:rStyle w:val="VerbatimChar"/>
+              </w:rPr>
+              <w:t xml:space="preserve">draft → noc_submitted → ocog_approved → sent_to_acr</w:t>
+            </w:r>
+            <w:r>
+              <w:t xml:space="preserve"> </w:t>
+            </w:r>
+            <w:r>
+              <w:t xml:space="preserve">remains in code as the operational pipeline, but</w:t>
+            </w:r>
+            <w:r>
+              <w:t xml:space="preserve"> </w:t>
+            </w:r>
+            <w:r>
+              <w:rPr>
+                <w:rStyle w:val="VerbatimChar"/>
+              </w:rPr>
+              <w:t xml:space="preserve">ocog_approved</w:t>
+            </w:r>
+            <w:r>
+              <w:t xml:space="preserve"> </w:t>
+            </w:r>
+            <w:r>
+              <w:t xml:space="preserve">semantics are now</w:t>
+            </w:r>
+            <w:r>
+              <w:t xml:space="preserve"> </w:t>
+            </w:r>
+            <w:r>
+              <w:t xml:space="preserve">“OCOG has ingested and not flagged”</w:t>
+            </w:r>
+            <w:r>
+              <w:t xml:space="preserve"> </w:t>
+            </w:r>
+            <w:r>
+              <w:t xml:space="preserve">rather than</w:t>
+            </w:r>
+            <w:r>
+              <w:t xml:space="preserve"> </w:t>
+            </w:r>
+            <w:r>
+              <w:t xml:space="preserve">“OCOG has approved each individual org”</w:t>
+            </w:r>
+            <w:r>
+              <w:t xml:space="preserve">. OCOG contacts the NOC only if anomalies are found; OCOG does not adjust per-org slot allocations. NOC arbitrates within quota. Publish/unpublish gate removed.</w:t>
+            </w:r>
+          </w:p>
+        </w:tc>
+        <w:tc>
+          <w:tcPr/>
+          <w:p>
+            <w:pPr>
+              <w:pStyle w:val="Compact"/>
+            </w:pPr>
+            <w:r>
+              <w:t xml:space="preserve">2026-03-30 / reframed 2026-04-26</w:t>
             </w:r>
           </w:p>
         </w:tc>
@@ -11545,7 +12149,7 @@
               <w:pStyle w:val="Compact"/>
             </w:pPr>
             <w:r>
-              <w:t xml:space="preserve">IOC can edit quota totals after import (v0.1). The quota table supports both import and in-app edit mode. All changes audit-logged in</w:t>
+              <w:t xml:space="preserve">IOC can edit quota totals after import (prototype). The quota table supports both import and in-app edit mode. All changes audit-logged in</w:t>
             </w:r>
             <w:r>
               <w:t xml:space="preserve"> </w:t>
@@ -11661,7 +12265,7 @@
               <w:t xml:space="preserve"> </w:t>
             </w:r>
             <w:r>
-              <w:t xml:space="preserve">scoping is v1 / v0.1 scope (not deferred). Must be in schema before any production data is entered. Default</w:t>
+              <w:t xml:space="preserve">scoping is v1.0 / prototype scope (not deferred). Must be in schema before any production data is entered. Default</w:t>
             </w:r>
             <w:r>
               <w:t xml:space="preserve"> </w:t>
@@ -11808,7 +12412,7 @@
               <w:pStyle w:val="Compact"/>
             </w:pPr>
             <w:r>
-              <w:t xml:space="preserve">v0.1 prototype: US hosting (Railway), synthetic data only, no real PII. v1 production: EU hosting on D.TEC/DGP infrastructure.</w:t>
+              <w:t xml:space="preserve">prototype phase: US hosting (Railway), synthetic data only, no real PII. v1.0 production: EU hosting on D.TEC/DGP infrastructure.</w:t>
             </w:r>
           </w:p>
         </w:tc>
@@ -14534,17 +15138,17 @@
           <w:b/>
           <w:bCs/>
         </w:rPr>
-        <w:t xml:space="preserve">v0.1 prototype — US hosting (Railway), synthetic/test data only, no real PII.</w:t>
-      </w:r>
-      <w:r>
-        <w:t xml:space="preserve"> </w:t>
-      </w:r>
-      <w:r>
-        <w:rPr>
-          <w:b/>
-          <w:bCs/>
-        </w:rPr>
-        <w:t xml:space="preserve">v1 production — EU hosting on D.TEC/DGP infrastructure</w:t>
+        <w:t xml:space="preserve">prototype phase — US hosting (Railway), synthetic/test data only, no real PII.</w:t>
+      </w:r>
+      <w:r>
+        <w:t xml:space="preserve"> </w:t>
+      </w:r>
+      <w:r>
+        <w:rPr>
+          <w:b/>
+          <w:bCs/>
+        </w:rPr>
+        <w:t xml:space="preserve">v1.0 production — EU hosting on D.TEC/DGP infrastructure</w:t>
       </w:r>
       <w:r>
         <w:t xml:space="preserve"> </w:t>
@@ -15699,6 +16303,129 @@
         <w:rPr>
           <w:rStyle w:val="NormalTok"/>
         </w:rPr>
+        <w:t xml:space="preserve">  nocEsSlots</w:t>
+      </w:r>
+      <w:r>
+        <w:rPr>
+          <w:rStyle w:val="OperatorTok"/>
+        </w:rPr>
+        <w:t xml:space="preserve">:</w:t>
+      </w:r>
+      <w:r>
+        <w:rPr>
+          <w:rStyle w:val="NormalTok"/>
+        </w:rPr>
+        <w:t xml:space="preserve"> </w:t>
+      </w:r>
+      <w:r>
+        <w:rPr>
+          <w:rStyle w:val="DataTypeTok"/>
+        </w:rPr>
+        <w:t xml:space="preserve">number</w:t>
+      </w:r>
+      <w:r>
+        <w:rPr>
+          <w:rStyle w:val="OperatorTok"/>
+        </w:rPr>
+        <w:t xml:space="preserve">;</w:t>
+      </w:r>
+      <w:r>
+        <w:rPr>
+          <w:rStyle w:val="NormalTok"/>
+        </w:rPr>
+        <w:t xml:space="preserve">              </w:t>
+      </w:r>
+      <w:r>
+        <w:rPr>
+          <w:rStyle w:val="OperatorTok"/>
+        </w:rPr>
+        <w:t xml:space="preserve">--</w:t>
+      </w:r>
+      <w:r>
+        <w:rPr>
+          <w:rStyle w:val="NormalTok"/>
+        </w:rPr>
+        <w:t xml:space="preserve"> NOC </w:t>
+      </w:r>
+      <w:r>
+        <w:rPr>
+          <w:rStyle w:val="FunctionTok"/>
+        </w:rPr>
+        <w:t xml:space="preserve">Es</w:t>
+      </w:r>
+      <w:r>
+        <w:rPr>
+          <w:rStyle w:val="NormalTok"/>
+        </w:rPr>
+        <w:t xml:space="preserve"> (sport</w:t>
+      </w:r>
+      <w:r>
+        <w:rPr>
+          <w:rStyle w:val="OperatorTok"/>
+        </w:rPr>
+        <w:t xml:space="preserve">-</w:t>
+      </w:r>
+      <w:r>
+        <w:rPr>
+          <w:rStyle w:val="NormalTok"/>
+        </w:rPr>
+        <w:t xml:space="preserve">specific NOC staff) — added </w:t>
+      </w:r>
+      <w:r>
+        <w:rPr>
+          <w:rStyle w:val="DecValTok"/>
+        </w:rPr>
+        <w:t xml:space="preserve">2026</w:t>
+      </w:r>
+      <w:r>
+        <w:rPr>
+          <w:rStyle w:val="OperatorTok"/>
+        </w:rPr>
+        <w:t xml:space="preserve">-</w:t>
+      </w:r>
+      <w:r>
+        <w:rPr>
+          <w:rStyle w:val="BaseNTok"/>
+        </w:rPr>
+        <w:t xml:space="preserve">04</w:t>
+      </w:r>
+      <w:r>
+        <w:rPr>
+          <w:rStyle w:val="OperatorTok"/>
+        </w:rPr>
+        <w:t xml:space="preserve">-</w:t>
+      </w:r>
+      <w:r>
+        <w:rPr>
+          <w:rStyle w:val="DecValTok"/>
+        </w:rPr>
+        <w:t xml:space="preserve">26</w:t>
+      </w:r>
+      <w:r>
+        <w:rPr>
+          <w:rStyle w:val="NormalTok"/>
+        </w:rPr>
+        <w:t xml:space="preserve"> (migration </w:t>
+      </w:r>
+      <w:r>
+        <w:rPr>
+          <w:rStyle w:val="BaseNTok"/>
+        </w:rPr>
+        <w:t xml:space="preserve">0027</w:t>
+      </w:r>
+      <w:r>
+        <w:rPr>
+          <w:rStyle w:val="NormalTok"/>
+        </w:rPr>
+        <w:t xml:space="preserve">)</w:t>
+      </w:r>
+      <w:r>
+        <w:br/>
+      </w:r>
+      <w:r>
+        <w:rPr>
+          <w:rStyle w:val="NormalTok"/>
+        </w:rPr>
         <w:t xml:space="preserve">  enrSlotsGranted</w:t>
       </w:r>
       <w:r>
@@ -15825,7 +16552,73 @@
         <w:rPr>
           <w:rStyle w:val="NormalTok"/>
         </w:rPr>
-        <w:t xml:space="preserve"> ENR orgs</w:t>
+        <w:t xml:space="preserve"> ENR </w:t>
+      </w:r>
+      <w:r>
+        <w:rPr>
+          <w:rStyle w:val="FunctionTok"/>
+        </w:rPr>
+        <w:t xml:space="preserve">orgs</w:t>
+      </w:r>
+      <w:r>
+        <w:rPr>
+          <w:rStyle w:val="NormalTok"/>
+        </w:rPr>
+        <w:t xml:space="preserve"> (incl</w:t>
+      </w:r>
+      <w:r>
+        <w:rPr>
+          <w:rStyle w:val="OperatorTok"/>
+        </w:rPr>
+        <w:t xml:space="preserve">.</w:t>
+      </w:r>
+      <w:r>
+        <w:rPr>
+          <w:rStyle w:val="NormalTok"/>
+        </w:rPr>
+        <w:t xml:space="preserve"> </w:t>
+      </w:r>
+      <w:r>
+        <w:rPr>
+          <w:rStyle w:val="AttributeTok"/>
+        </w:rPr>
+        <w:t xml:space="preserve">IOC</w:t>
+      </w:r>
+      <w:r>
+        <w:rPr>
+          <w:rStyle w:val="OperatorTok"/>
+        </w:rPr>
+        <w:t xml:space="preserve">-</w:t>
+      </w:r>
+      <w:r>
+        <w:rPr>
+          <w:rStyle w:val="NormalTok"/>
+        </w:rPr>
+        <w:t xml:space="preserve">Direct ENR </w:t>
+      </w:r>
+      <w:r>
+        <w:rPr>
+          <w:rStyle w:val="ControlFlowTok"/>
+        </w:rPr>
+        <w:t xml:space="preserve">with</w:t>
+      </w:r>
+      <w:r>
+        <w:rPr>
+          <w:rStyle w:val="NormalTok"/>
+        </w:rPr>
+        <w:t xml:space="preserve"> nocCode </w:t>
+      </w:r>
+      <w:r>
+        <w:rPr>
+          <w:rStyle w:val="OperatorTok"/>
+        </w:rPr>
+        <w:t xml:space="preserve">=</w:t>
+      </w:r>
+      <w:r>
+        <w:rPr>
+          <w:rStyle w:val="NormalTok"/>
+        </w:rPr>
+        <w:t xml:space="preserve"> IOC_DIRECT)</w:t>
       </w:r>
       <w:r>
         <w:br/>
@@ -16348,7 +17141,7 @@
           <w:b/>
           <w:bCs/>
         </w:rPr>
-        <w:t xml:space="preserve">In v0.1 / v1 scope.</w:t>
+        <w:t xml:space="preserve">In prototype / v1.0 scope.</w:t>
       </w:r>
       <w:r>
         <w:t xml:space="preserve"> </w:t>
@@ -16616,7 +17409,7 @@
         <w:rPr>
           <w:rStyle w:val="VerbatimChar"/>
         </w:rPr>
-        <w:t xml:space="preserve">              PbN allocation + OCOG approval + ENR screens (all in v0.1),</w:t>
+        <w:t xml:space="preserve">              PbN allocation + OCOG approval + ENR screens (all in prototype),</w:t>
       </w:r>
       <w:r>
         <w:br/>
@@ -16682,7 +17475,7 @@
         <w:rPr>
           <w:rStyle w:val="VerbatimChar"/>
         </w:rPr>
-        <w:t xml:space="preserve">Aug 24        Portal goes live — EoI window opens.</w:t>
+        <w:t xml:space="preserve">Aug 31        Portal goes live — EoI window opens (date revised 2026-04-24 per Emma).</w:t>
       </w:r>
       <w:r>
         <w:br/>
@@ -16703,7 +17496,7 @@
         <w:rPr>
           <w:rStyle w:val="VerbatimChar"/>
         </w:rPr>
-        <w:t xml:space="preserve">Sep 1–25      v1.1: ACR real-time sync + ENR undertaking in-system.</w:t>
+        <w:t xml:space="preserve">Sep 1–25      v2.0: ACR real-time sync + ENR undertaking in-system.</w:t>
       </w:r>
       <w:r>
         <w:br/>
@@ -16712,7 +17505,7 @@
         <w:rPr>
           <w:rStyle w:val="VerbatimChar"/>
         </w:rPr>
-        <w:t xml:space="preserve">              (PbN software already shipped in v1; v1.1 adds ACR</w:t>
+        <w:t xml:space="preserve">              (PbN software already shipped in v1; v2.0 adds ACR</w:t>
       </w:r>
       <w:r>
         <w:br/>
@@ -16733,7 +17526,7 @@
         <w:rPr>
           <w:rStyle w:val="VerbatimChar"/>
         </w:rPr>
-        <w:t xml:space="preserve">Oct 5         Press by Number process launches (v1.1 must be live).</w:t>
+        <w:t xml:space="preserve">Oct 5         Press by Number process launches (v2.0 must be live).</w:t>
       </w:r>
       <w:r>
         <w:br/>
@@ -16822,7 +17615,7 @@
         </w:numPr>
       </w:pPr>
       <w:r>
-        <w:t xml:space="preserve">Portal live at www.olympics.com by August 24, 2026</w:t>
+        <w:t xml:space="preserve">Portal live at www.olympics.com by 31 August 2026</w:t>
       </w:r>
     </w:p>
     <w:p>
@@ -17394,7 +18187,7 @@
               <w:pStyle w:val="Compact"/>
             </w:pPr>
             <w:r>
-              <w:t xml:space="preserve">RESOLVED — v0.1 US/Railway with no PII. v1 on D.TEC/DGP EU infra. Formal legal sign-off still needed before v1 launch.</w:t>
+              <w:t xml:space="preserve">RESOLVED — prototype US/Railway with no PII. v1.0 on D.TEC/DGP EU infra. Formal legal sign-off still needed before v1.0 launch.</w:t>
             </w:r>
           </w:p>
         </w:tc>
@@ -17637,7 +18430,7 @@
               <w:pStyle w:val="Compact"/>
             </w:pPr>
             <w:r>
-              <w:t xml:space="preserve">RESOLVED — Yes, for v0.1. Both import and in-app edit supported. See Decision #20.</w:t>
+              <w:t xml:space="preserve">RESOLVED — Yes, for prototype. Both import and in-app edit supported. See Decision #20.</w:t>
             </w:r>
           </w:p>
         </w:tc>
@@ -21087,7 +21880,7 @@
               <w:pStyle w:val="Compact"/>
             </w:pPr>
             <w:r>
-              <w:t xml:space="preserve">ENR process separation clarified; cross-NOC dedup provisionally eliminated; PbN scope in v0.1 confirmed; NOC notifications added; IOC ENR and Quota screens created</w:t>
+              <w:t xml:space="preserve">ENR process separation clarified; cross-NOC dedup provisionally eliminated; PbN scope in prototype confirmed; NOC notifications added; IOC ENR and Quota screens created</w:t>
             </w:r>
           </w:p>
         </w:tc>
@@ -24369,7 +25162,7 @@
         <w:t xml:space="preserve"> </w:t>
       </w:r>
       <w:r>
-        <w:t xml:space="preserve">April 30, 2026 (to inform v1.1 design)</w:t>
+        <w:t xml:space="preserve">April 30, 2026 (to inform v2.0 design)</w:t>
       </w:r>
       <w:r>
         <w:t xml:space="preserve"> </w:t>
@@ -24436,7 +25229,7 @@
         <w:t xml:space="preserve"> </w:t>
       </w:r>
       <w:r>
-        <w:t xml:space="preserve">RESOLVED for v0.1; v1 needs formal sign-off (maps to Open Question #3, #7)</w:t>
+        <w:t xml:space="preserve">RESOLVED for prototype; v1.0 needs formal sign-off (maps to Open Question #3, #7)</w:t>
       </w:r>
       <w:r>
         <w:t xml:space="preserve"> </w:t>
@@ -24452,7 +25245,7 @@
         <w:t xml:space="preserve"> </w:t>
       </w:r>
       <w:r>
-        <w:t xml:space="preserve">v0.1 = US/Railway/synthetic data. v1 = D.TEC/DGP EU infrastructure.</w:t>
+        <w:t xml:space="preserve">prototype = US/Railway/synthetic data. v1 = D.TEC/DGP EU infrastructure.</w:t>
       </w:r>
       <w:r>
         <w:t xml:space="preserve"> </w:t>
@@ -24535,7 +25328,7 @@
         <w:t xml:space="preserve"> </w:t>
       </w:r>
       <w:r>
-        <w:t xml:space="preserve">v0.1 uses email + password (prototype auth). v1.0 replaces with D.TEC/DGP SSO.</w:t>
+        <w:t xml:space="preserve">prototype uses email + password (prototype auth). v1.0 replaces with D.TEC/DGP SSO.</w:t>
       </w:r>
       <w:r>
         <w:t xml:space="preserve"> </w:t>
@@ -24963,7 +25756,16 @@
         <w:t xml:space="preserve"> </w:t>
       </w:r>
       <w:r>
-        <w:t xml:space="preserve">INOs (International Non-Governmental Organisations) follow the</w:t>
+        <w:t xml:space="preserve">INOs (International News Organisations — terminology corrected 2026-04-26 per Emma feedback; was previously</w:t>
+      </w:r>
+      <w:r>
+        <w:t xml:space="preserve"> </w:t>
+      </w:r>
+      <w:r>
+        <w:t xml:space="preserve">“Non-Governmental”</w:t>
+      </w:r>
+      <w:r>
+        <w:t xml:space="preserve">) follow the</w:t>
       </w:r>
       <w:r>
         <w:t xml:space="preserve"> </w:t>
@@ -25193,7 +25995,7 @@
         <w:t xml:space="preserve"> </w:t>
       </w:r>
       <w:r>
-        <w:t xml:space="preserve">No email infrastructure is built in v0.1. All notifications are currently in-app only (URL query parameter success/error messages). The design specifies email notifications at several points:</w:t>
+        <w:t xml:space="preserve">No email infrastructure is built in prototype. All notifications are currently in-app only (URL query parameter success/error messages). The design specifies email notifications at several points:</w:t>
       </w:r>
       <w:r>
         <w:t xml:space="preserve"> </w:t>
@@ -25286,13 +26088,13 @@
       </w:r>
     </w:p>
     <w:bookmarkEnd w:id="100"/>
-    <w:bookmarkStart w:id="101" w:name="scr-24-v1.1-scope-and-october-5-deadline"/>
+    <w:bookmarkStart w:id="101" w:name="scr-24-v2.0-scope-and-october-5-deadline"/>
     <w:p>
       <w:pPr>
         <w:pStyle w:val="Heading3"/>
       </w:pPr>
       <w:r>
-        <w:t xml:space="preserve">SCR-24: v1.1 scope and October 5 deadline</w:t>
+        <w:t xml:space="preserve">SCR-24: v2.0 scope and October 5 deadline</w:t>
       </w:r>
     </w:p>
     <w:p>
@@ -25326,7 +26128,7 @@
         <w:t xml:space="preserve"> </w:t>
       </w:r>
       <w:r>
-        <w:t xml:space="preserve">v1.1 ships late September 2026, before October 5 PbN process launch. Planned scope: ACR real-time sync, ENR undertaking in-system, French admin portal + Spanish localisation (public EoI form French already in v1.0), self-service NOC account registration.</w:t>
+        <w:t xml:space="preserve">v2.0 ships late September 2026, before October 5 PbN process launch. Planned scope: ACR real-time sync, ENR undertaking in-system, French admin portal + Spanish localisation (public EoI form French already in v1.0), self-service NOC account registration.</w:t>
       </w:r>
       <w:r>
         <w:t xml:space="preserve"> </w:t>
@@ -25342,7 +26144,7 @@
         <w:t xml:space="preserve"> </w:t>
       </w:r>
       <w:r>
-        <w:t xml:space="preserve">Reality check — can all of this ship in 4 weeks (September 1-25) given unresolved legal reviews (ENR undertaking) and unassigned procurement (translators)? May need to split into v1.1 (ACR sync only, hard October 5 requirement) and v1.2 (everything else).</w:t>
+        <w:t xml:space="preserve">Reality check — can all of this ship in 4 weeks (September 1-25) given unresolved legal reviews (ENR undertaking) and unassigned procurement (translators)? May need to split into v2.0 (ACR sync only, hard October 5 requirement) and v2.0+ (everything else).</w:t>
       </w:r>
       <w:r>
         <w:t xml:space="preserve"> </w:t>
@@ -25625,18 +26427,18 @@
               <w:pStyle w:val="Compact"/>
             </w:pPr>
             <w:r>
-              <w:t xml:space="preserve">TBC August 2026</w:t>
-            </w:r>
-          </w:p>
-        </w:tc>
-        <w:tc>
-          <w:tcPr/>
-          <w:p>
-            <w:pPr>
-              <w:pStyle w:val="Compact"/>
-            </w:pPr>
-            <w:r>
-              <w:t xml:space="preserve">Portal goes live — EoI (Media Registration Page) window opens</w:t>
+              <w:t xml:space="preserve">31 August 2026</w:t>
+            </w:r>
+          </w:p>
+        </w:tc>
+        <w:tc>
+          <w:tcPr/>
+          <w:p>
+            <w:pPr>
+              <w:pStyle w:val="Compact"/>
+            </w:pPr>
+            <w:r>
+              <w:t xml:space="preserve">Portal goes live — EoI (Media Registration Page) window opens (date confirmed 2026-04-24 per Emma)</w:t>
             </w:r>
           </w:p>
         </w:tc>
